--- a/static/downloads/pt-br/docx/layer-3/treasury-ruleset.docx
+++ b/static/downloads/pt-br/docx/layer-3/treasury-ruleset.docx
@@ -87,7 +87,7 @@
         <w:t xml:space="preserve"> </w:t>
       </w:r>
       <w:r>
-        <w:t xml:space="preserve">2026-06-26</w:t>
+        <w:t xml:space="preserve">2026-07-07</w:t>
       </w:r>
     </w:p>
     <w:p>
@@ -307,8 +307,14 @@
     </w:p>
     <w:p>
       <w:pPr>
-        <w:pStyle w:val="BlockText"/>
-      </w:pPr>
+        <w:pStyle w:val="BodyText"/>
+      </w:pPr>
+      <w:r>
+        <w:t xml:space="preserve">&gt;</w:t>
+      </w:r>
+      <w:r>
+        <w:t xml:space="preserve"> </w:t>
+      </w:r>
       <w:r>
         <w:rPr>
           <w:b/>
@@ -316,19 +322,29 @@
         </w:rPr>
         <w:t xml:space="preserve">Justificativa — Por que traçar um limite rígido em torno dos fundos da tesouraria</w:t>
       </w:r>
-    </w:p>
-    <w:p>
-      <w:pPr>
-        <w:pStyle w:val="BlockText"/>
-      </w:pPr>
-      <w:r>
-        <w:t xml:space="preserve">Sem um limite explícito, qualquer dinheiro que circule perto da comunidade — o cartão pessoal de uma fundadora, uma conta paralela, um fundo informal de reembolsos — pode acabar sendo tratado como dinheiro comunitário, com todas as obrigações que isso implica. Nomear exatamente quais contas são da tesouraria e quais não são protege tanto a comunidade quanto as pessoas que pagam do próprio bolso.</w:t>
-      </w:r>
-    </w:p>
-    <w:p>
-      <w:pPr>
-        <w:pStyle w:val="BlockText"/>
-      </w:pPr>
+      <w:r>
+        <w:t xml:space="preserve"> </w:t>
+      </w:r>
+      <w:r>
+        <w:t xml:space="preserve">&gt;</w:t>
+      </w:r>
+      <w:r>
+        <w:t xml:space="preserve"> </w:t>
+      </w:r>
+      <w:r>
+        <w:t xml:space="preserve">&gt; Sem um limite explícito, qualquer dinheiro que circule perto da comunidade — o cartão pessoal de uma fundadora, uma conta paralela, um fundo informal de reembolsos — pode acabar sendo tratado como dinheiro comunitário, com todas as obrigações que isso implica. Nomear exatamente quais contas são da tesouraria e quais não são protege tanto a comunidade quanto as pessoas que pagam do próprio bolso.</w:t>
+      </w:r>
+    </w:p>
+    <w:p>
+      <w:pPr>
+        <w:pStyle w:val="BodyText"/>
+      </w:pPr>
+      <w:r>
+        <w:t xml:space="preserve">&gt;</w:t>
+      </w:r>
+      <w:r>
+        <w:t xml:space="preserve"> </w:t>
+      </w:r>
       <w:r>
         <w:rPr>
           <w:b/>
@@ -336,18 +352,22 @@
         </w:rPr>
         <w:t xml:space="preserve">Instruções — Como preencher esta seção</w:t>
       </w:r>
-    </w:p>
-    <w:p>
-      <w:pPr>
-        <w:pStyle w:val="BlockText"/>
-      </w:pPr>
-      <w:r>
-        <w:t xml:space="preserve">Nomeie cada conta que faz parte da tesouraria (carteira, conta bancária, etc.) e declare explicitamente que fundos pessoais usados informalmente não são da tesouraria e não geram nenhuma obrigação para a comunidade.</w:t>
-      </w:r>
-    </w:p>
-    <w:p>
-      <w:pPr>
-        <w:pStyle w:val="FirstParagraph"/>
+      <w:r>
+        <w:t xml:space="preserve"> </w:t>
+      </w:r>
+      <w:r>
+        <w:t xml:space="preserve">&gt;</w:t>
+      </w:r>
+      <w:r>
+        <w:t xml:space="preserve"> </w:t>
+      </w:r>
+      <w:r>
+        <w:t xml:space="preserve">&gt; Nomeie cada conta que faz parte da tesouraria (carteira, conta bancária, etc.) e declare explicitamente que fundos pessoais usados informalmente não são da tesouraria e não geram nenhuma obrigação para a comunidade.</w:t>
+      </w:r>
+    </w:p>
+    <w:p>
+      <w:pPr>
+        <w:pStyle w:val="BodyText"/>
       </w:pPr>
       <w:r>
         <w:rPr>
@@ -398,8 +418,14 @@
     </w:p>
     <w:p>
       <w:pPr>
-        <w:pStyle w:val="BlockText"/>
-      </w:pPr>
+        <w:pStyle w:val="BodyText"/>
+      </w:pPr>
+      <w:r>
+        <w:t xml:space="preserve">&gt;</w:t>
+      </w:r>
+      <w:r>
+        <w:t xml:space="preserve"> </w:t>
+      </w:r>
       <w:r>
         <w:rPr>
           <w:b/>
@@ -407,19 +433,29 @@
         </w:rPr>
         <w:t xml:space="preserve">Justificativa — Por que canalizar toda receita por uma única lista declarada</w:t>
       </w:r>
-    </w:p>
-    <w:p>
-      <w:pPr>
-        <w:pStyle w:val="BlockText"/>
-      </w:pPr>
-      <w:r>
-        <w:t xml:space="preserve">Toda fonte de receita carrega amarras — exigências de prestação de contas, expectativas, riscos de dependência. Se canais de receita podem se abrir informalmente, essas amarras se conectam antes que a comunidade tenha tido a chance de avaliá-las. Uma única lista declarada, alterada apenas por decisões Estratégicas, mantém as obrigações da comunidade sob seu próprio controle.</w:t>
-      </w:r>
-    </w:p>
-    <w:p>
-      <w:pPr>
-        <w:pStyle w:val="BlockText"/>
-      </w:pPr>
+      <w:r>
+        <w:t xml:space="preserve"> </w:t>
+      </w:r>
+      <w:r>
+        <w:t xml:space="preserve">&gt;</w:t>
+      </w:r>
+      <w:r>
+        <w:t xml:space="preserve"> </w:t>
+      </w:r>
+      <w:r>
+        <w:t xml:space="preserve">&gt; Toda fonte de receita carrega amarras — exigências de prestação de contas, expectativas, riscos de dependência. Se canais de receita podem se abrir informalmente, essas amarras se conectam antes que a comunidade tenha tido a chance de avaliá-las. Uma única lista declarada, alterada apenas por decisões Estratégicas, mantém as obrigações da comunidade sob seu próprio controle.</w:t>
+      </w:r>
+    </w:p>
+    <w:p>
+      <w:pPr>
+        <w:pStyle w:val="BodyText"/>
+      </w:pPr>
+      <w:r>
+        <w:t xml:space="preserve">&gt;</w:t>
+      </w:r>
+      <w:r>
+        <w:t xml:space="preserve"> </w:t>
+      </w:r>
       <w:r>
         <w:rPr>
           <w:b/>
@@ -427,18 +463,22 @@
         </w:rPr>
         <w:t xml:space="preserve">Instruções — Como preencher esta seção</w:t>
       </w:r>
-    </w:p>
-    <w:p>
-      <w:pPr>
-        <w:pStyle w:val="BlockText"/>
-      </w:pPr>
-      <w:r>
-        <w:t xml:space="preserve">Nomeie cada fonte de receita que a comunidade tem atualmente e faça referência ao Protocolo de Economia Interna para a regra de que qualquer novo canal de receita requer uma decisão Estratégica.</w:t>
-      </w:r>
-    </w:p>
-    <w:p>
-      <w:pPr>
-        <w:pStyle w:val="FirstParagraph"/>
+      <w:r>
+        <w:t xml:space="preserve"> </w:t>
+      </w:r>
+      <w:r>
+        <w:t xml:space="preserve">&gt;</w:t>
+      </w:r>
+      <w:r>
+        <w:t xml:space="preserve"> </w:t>
+      </w:r>
+      <w:r>
+        <w:t xml:space="preserve">&gt; Nomeie cada fonte de receita que a comunidade tem atualmente e faça referência ao Protocolo de Economia Interna para a regra de que qualquer novo canal de receita requer uma decisão Estratégica.</w:t>
+      </w:r>
+    </w:p>
+    <w:p>
+      <w:pPr>
+        <w:pStyle w:val="BodyText"/>
       </w:pPr>
       <w:r>
         <w:rPr>
@@ -513,8 +553,14 @@
     </w:p>
     <w:p>
       <w:pPr>
-        <w:pStyle w:val="BlockText"/>
-      </w:pPr>
+        <w:pStyle w:val="BodyText"/>
+      </w:pPr>
+      <w:r>
+        <w:t xml:space="preserve">&gt;</w:t>
+      </w:r>
+      <w:r>
+        <w:t xml:space="preserve"> </w:t>
+      </w:r>
       <w:r>
         <w:rPr>
           <w:b/>
@@ -522,19 +568,29 @@
         </w:rPr>
         <w:t xml:space="preserve">Justificativa — Por que detalhar os limites em uma tabela</w:t>
       </w:r>
-    </w:p>
-    <w:p>
-      <w:pPr>
-        <w:pStyle w:val="BlockText"/>
-      </w:pPr>
-      <w:r>
-        <w:t xml:space="preserve">Quando a autoridade de gastos é vaga, surgem dois modos de falha: ou cada pequena decisão é escalada e nada anda, ou uma única pessoa responsável acumula silenciosamente uma discricionariedade que ninguém votou para conceder. Uma tabela com valores, tipos de decisão e órgãos autorizados elimina a ambiguidade e torna qualquer gasto não autorizado imediatamente visível.</w:t>
-      </w:r>
-    </w:p>
-    <w:p>
-      <w:pPr>
-        <w:pStyle w:val="BlockText"/>
-      </w:pPr>
+      <w:r>
+        <w:t xml:space="preserve"> </w:t>
+      </w:r>
+      <w:r>
+        <w:t xml:space="preserve">&gt;</w:t>
+      </w:r>
+      <w:r>
+        <w:t xml:space="preserve"> </w:t>
+      </w:r>
+      <w:r>
+        <w:t xml:space="preserve">&gt; Quando a autoridade de gastos é vaga, surgem dois modos de falha: ou cada pequena decisão é escalada e nada anda, ou uma única pessoa responsável acumula silenciosamente uma discricionariedade que ninguém votou para conceder. Uma tabela com valores, tipos de decisão e órgãos autorizados elimina a ambiguidade e torna qualquer gasto não autorizado imediatamente visível.</w:t>
+      </w:r>
+    </w:p>
+    <w:p>
+      <w:pPr>
+        <w:pStyle w:val="BodyText"/>
+      </w:pPr>
+      <w:r>
+        <w:t xml:space="preserve">&gt;</w:t>
+      </w:r>
+      <w:r>
+        <w:t xml:space="preserve"> </w:t>
+      </w:r>
       <w:r>
         <w:rPr>
           <w:b/>
@@ -542,13 +598,17 @@
         </w:rPr>
         <w:t xml:space="preserve">Instruções — Como preencher esta seção</w:t>
       </w:r>
-    </w:p>
-    <w:p>
-      <w:pPr>
-        <w:pStyle w:val="BlockText"/>
-      </w:pPr>
-      <w:r>
-        <w:t xml:space="preserve">Defina os escalões de gasto por valor e o tipo de decisão, órgão autorizado e mecanismo para cada um. Contratos plurianuais e dívidas DEVERIAM ficar em seu próprio escalão (Constitucional).</w:t>
+      <w:r>
+        <w:t xml:space="preserve"> </w:t>
+      </w:r>
+      <w:r>
+        <w:t xml:space="preserve">&gt;</w:t>
+      </w:r>
+      <w:r>
+        <w:t xml:space="preserve"> </w:t>
+      </w:r>
+      <w:r>
+        <w:t xml:space="preserve">&gt; Defina os escalões de gasto por valor e o tipo de decisão, órgão autorizado e mecanismo para cada um. Contratos plurianuais e dívidas DEVERIAM ficar em seu próprio escalão (Constitucional).</w:t>
       </w:r>
     </w:p>
     <w:tbl>
@@ -636,6 +696,13 @@
             <w:pPr>
               <w:pStyle w:val="Compact"/>
             </w:pPr>
+            <w:r>
+              <w:rPr>
+                <w:i/>
+                <w:iCs/>
+              </w:rPr>
+              <w:t xml:space="preserve">&lt;Operacional&gt;</w:t>
+            </w:r>
           </w:p>
         </w:tc>
         <w:tc>
@@ -659,6 +726,13 @@
             <w:pPr>
               <w:pStyle w:val="Compact"/>
             </w:pPr>
+            <w:r>
+              <w:rPr>
+                <w:i/>
+                <w:iCs/>
+              </w:rPr>
+              <w:t xml:space="preserve">&lt;Delegado&gt;</w:t>
+            </w:r>
           </w:p>
         </w:tc>
       </w:tr>
@@ -670,6 +744,13 @@
               <w:pStyle w:val="Compact"/>
               <w:jc w:val="right"/>
             </w:pPr>
+            <w:r>
+              <w:rPr>
+                <w:i/>
+                <w:iCs/>
+              </w:rPr>
+              <w:t xml:space="preserve">&lt;Qualquer valor acima do limite delegado&gt;</w:t>
+            </w:r>
           </w:p>
         </w:tc>
         <w:tc>
@@ -693,6 +774,13 @@
             <w:pPr>
               <w:pStyle w:val="Compact"/>
             </w:pPr>
+            <w:r>
+              <w:rPr>
+                <w:i/>
+                <w:iCs/>
+              </w:rPr>
+              <w:t xml:space="preserve">&lt;Membros Plenos&gt;</w:t>
+            </w:r>
           </w:p>
         </w:tc>
         <w:tc>
@@ -734,6 +822,13 @@
             <w:pPr>
               <w:pStyle w:val="Compact"/>
             </w:pPr>
+            <w:r>
+              <w:rPr>
+                <w:i/>
+                <w:iCs/>
+              </w:rPr>
+              <w:t xml:space="preserve">&lt;Constitucional&gt;</w:t>
+            </w:r>
           </w:p>
         </w:tc>
         <w:tc>
@@ -742,6 +837,13 @@
             <w:pPr>
               <w:pStyle w:val="Compact"/>
             </w:pPr>
+            <w:r>
+              <w:rPr>
+                <w:i/>
+                <w:iCs/>
+              </w:rPr>
+              <w:t xml:space="preserve">&lt;Membros Plenos&gt;</w:t>
+            </w:r>
           </w:p>
         </w:tc>
         <w:tc>
@@ -850,8 +952,14 @@
     </w:p>
     <w:p>
       <w:pPr>
-        <w:pStyle w:val="BlockText"/>
-      </w:pPr>
+        <w:pStyle w:val="BodyText"/>
+      </w:pPr>
+      <w:r>
+        <w:t xml:space="preserve">&gt;</w:t>
+      </w:r>
+      <w:r>
+        <w:t xml:space="preserve"> </w:t>
+      </w:r>
       <w:r>
         <w:rPr>
           <w:b/>
@@ -859,19 +967,29 @@
         </w:rPr>
         <w:t xml:space="preserve">Justificativa — Por que tornar a transparência o padrão, e não um recurso opcional</w:t>
       </w:r>
-    </w:p>
-    <w:p>
-      <w:pPr>
-        <w:pStyle w:val="BlockText"/>
-      </w:pPr>
-      <w:r>
-        <w:t xml:space="preserve">A opacidade em uma tesouraria se acumula: uma divulgação ausente convida outra, e em pouco tempo os membros já não conseguem verificar se o dinheiro da comunidade está sendo gerido como acordaram. Tornar a visibilidade em tempo real a linha de base — e exigir que qualquer exceção seja nomeada, justificada e com prazo definido — mantém a auditoria ao alcance de cada membro, não só das pessoas responsáveis.</w:t>
-      </w:r>
-    </w:p>
-    <w:p>
-      <w:pPr>
-        <w:pStyle w:val="BlockText"/>
-      </w:pPr>
+      <w:r>
+        <w:t xml:space="preserve"> </w:t>
+      </w:r>
+      <w:r>
+        <w:t xml:space="preserve">&gt;</w:t>
+      </w:r>
+      <w:r>
+        <w:t xml:space="preserve"> </w:t>
+      </w:r>
+      <w:r>
+        <w:t xml:space="preserve">&gt; A opacidade em uma tesouraria se acumula: uma divulgação ausente convida outra, e em pouco tempo os membros já não conseguem verificar se o dinheiro da comunidade está sendo gerido como acordaram. Tornar a visibilidade em tempo real a linha de base — e exigir que qualquer exceção seja nomeada, justificada e com prazo definido — mantém a auditoria ao alcance de cada membro, não só das pessoas responsáveis.</w:t>
+      </w:r>
+    </w:p>
+    <w:p>
+      <w:pPr>
+        <w:pStyle w:val="BodyText"/>
+      </w:pPr>
+      <w:r>
+        <w:t xml:space="preserve">&gt;</w:t>
+      </w:r>
+      <w:r>
+        <w:t xml:space="preserve"> </w:t>
+      </w:r>
       <w:r>
         <w:rPr>
           <w:b/>
@@ -879,13 +997,17 @@
         </w:rPr>
         <w:t xml:space="preserve">Instruções — Como preencher esta seção</w:t>
       </w:r>
-    </w:p>
-    <w:p>
-      <w:pPr>
-        <w:pStyle w:val="BlockText"/>
-      </w:pPr>
-      <w:r>
-        <w:t xml:space="preserve">Declare o padrão de visibilidade para cada conta da tesouraria. Onde a visibilidade direta não for possível (ex.: algumas contas bancárias), defina uma cadência periódica de prestação de contas com um responsável nomeado.</w:t>
+      <w:r>
+        <w:t xml:space="preserve"> </w:t>
+      </w:r>
+      <w:r>
+        <w:t xml:space="preserve">&gt;</w:t>
+      </w:r>
+      <w:r>
+        <w:t xml:space="preserve"> </w:t>
+      </w:r>
+      <w:r>
+        <w:t xml:space="preserve">&gt; Declare o padrão de visibilidade para cada conta da tesouraria. Onde a visibilidade direta não for possível (ex.: algumas contas bancárias), defina uma cadência periódica de prestação de contas com um responsável nomeado.</w:t>
       </w:r>
     </w:p>
     <w:p>
@@ -977,8 +1099,14 @@
     </w:p>
     <w:p>
       <w:pPr>
-        <w:pStyle w:val="BlockText"/>
-      </w:pPr>
+        <w:pStyle w:val="BodyText"/>
+      </w:pPr>
+      <w:r>
+        <w:t xml:space="preserve">&gt;</w:t>
+      </w:r>
+      <w:r>
+        <w:t xml:space="preserve"> </w:t>
+      </w:r>
       <w:r>
         <w:rPr>
           <w:b/>
@@ -986,19 +1114,29 @@
         </w:rPr>
         <w:t xml:space="preserve">Justificativa — Por que bloquear dívida e obrigações de longo prazo por padrão</w:t>
       </w:r>
-    </w:p>
-    <w:p>
-      <w:pPr>
-        <w:pStyle w:val="BlockText"/>
-      </w:pPr>
-      <w:r>
-        <w:t xml:space="preserve">Dívida e compromissos recorrentes vinculam a comunidade para além das pessoas que estão nela hoje — futuros membros herdam as obrigações. Proibi-los a menos que uma votação Estratégica autorize explicitamente impede que restrições de longo prazo sejam assumidas de forma leviana e preserva a opção de manter a estrutura enxuta.</w:t>
-      </w:r>
-    </w:p>
-    <w:p>
-      <w:pPr>
-        <w:pStyle w:val="BlockText"/>
-      </w:pPr>
+      <w:r>
+        <w:t xml:space="preserve"> </w:t>
+      </w:r>
+      <w:r>
+        <w:t xml:space="preserve">&gt;</w:t>
+      </w:r>
+      <w:r>
+        <w:t xml:space="preserve"> </w:t>
+      </w:r>
+      <w:r>
+        <w:t xml:space="preserve">&gt; Dívida e compromissos recorrentes vinculam a comunidade para além das pessoas que estão nela hoje — futuros membros herdam as obrigações. Proibi-los a menos que uma votação Estratégica autorize explicitamente impede que restrições de longo prazo sejam assumidas de forma leviana e preserva a opção de manter a estrutura enxuta.</w:t>
+      </w:r>
+    </w:p>
+    <w:p>
+      <w:pPr>
+        <w:pStyle w:val="BodyText"/>
+      </w:pPr>
+      <w:r>
+        <w:t xml:space="preserve">&gt;</w:t>
+      </w:r>
+      <w:r>
+        <w:t xml:space="preserve"> </w:t>
+      </w:r>
       <w:r>
         <w:rPr>
           <w:b/>
@@ -1006,13 +1144,17 @@
         </w:rPr>
         <w:t xml:space="preserve">Instruções — Como preencher esta seção</w:t>
       </w:r>
-    </w:p>
-    <w:p>
-      <w:pPr>
-        <w:pStyle w:val="BlockText"/>
-      </w:pPr>
-      <w:r>
-        <w:t xml:space="preserve">Declare as regras sobre dívida, obrigações recorrentes, reservas de contingência e instrumentos financeiros fora da tesouraria. Padrão para</w:t>
+      <w:r>
+        <w:t xml:space="preserve"> </w:t>
+      </w:r>
+      <w:r>
+        <w:t xml:space="preserve">&gt;</w:t>
+      </w:r>
+      <w:r>
+        <w:t xml:space="preserve"> </w:t>
+      </w:r>
+      <w:r>
+        <w:t xml:space="preserve">&gt; Declare as regras sobre dívida, obrigações recorrentes, reservas de contingência e instrumentos financeiros fora da tesouraria. Padrão para</w:t>
       </w:r>
       <w:r>
         <w:t xml:space="preserve"> </w:t>
@@ -1172,8 +1314,14 @@
     </w:p>
     <w:p>
       <w:pPr>
-        <w:pStyle w:val="BlockText"/>
-      </w:pPr>
+        <w:pStyle w:val="BodyText"/>
+      </w:pPr>
+      <w:r>
+        <w:t xml:space="preserve">&gt;</w:t>
+      </w:r>
+      <w:r>
+        <w:t xml:space="preserve"> </w:t>
+      </w:r>
       <w:r>
         <w:rPr>
           <w:b/>
@@ -1181,13 +1329,17 @@
         </w:rPr>
         <w:t xml:space="preserve">Justificativa — Por que proibir a autoaprovação de forma direta</w:t>
       </w:r>
-    </w:p>
-    <w:p>
-      <w:pPr>
-        <w:pStyle w:val="BlockText"/>
-      </w:pPr>
-      <w:r>
-        <w:t xml:space="preserve">Até mesmo pessoas bem-intencionadas inclinam, inconscientemente, decisões a favor dos próprios interesses; uma regra que exige divulgação e abstenção elimina o julgamento subjetivo e a pressão social para</w:t>
+      <w:r>
+        <w:t xml:space="preserve"> </w:t>
+      </w:r>
+      <w:r>
+        <w:t xml:space="preserve">&gt;</w:t>
+      </w:r>
+      <w:r>
+        <w:t xml:space="preserve"> </w:t>
+      </w:r>
+      <w:r>
+        <w:t xml:space="preserve">&gt; Até mesmo pessoas bem-intencionadas inclinam, inconscientemente, decisões a favor dos próprios interesses; uma regra que exige divulgação e abstenção elimina o julgamento subjetivo e a pressão social para</w:t>
       </w:r>
       <w:r>
         <w:t xml:space="preserve"> </w:t>
@@ -1201,8 +1353,14 @@
     </w:p>
     <w:p>
       <w:pPr>
-        <w:pStyle w:val="BlockText"/>
-      </w:pPr>
+        <w:pStyle w:val="BodyText"/>
+      </w:pPr>
+      <w:r>
+        <w:t xml:space="preserve">&gt;</w:t>
+      </w:r>
+      <w:r>
+        <w:t xml:space="preserve"> </w:t>
+      </w:r>
       <w:r>
         <w:rPr>
           <w:b/>
@@ -1210,13 +1368,17 @@
         </w:rPr>
         <w:t xml:space="preserve">Instruções — Como preencher esta seção</w:t>
       </w:r>
-    </w:p>
-    <w:p>
-      <w:pPr>
-        <w:pStyle w:val="BlockText"/>
-      </w:pPr>
-      <w:r>
-        <w:t xml:space="preserve">Declare a regra de não autoaprovação e a regra de divulgar-e-abster-se para qualquer membro com interesse financeiro direto em uma decisão de gasto.</w:t>
+      <w:r>
+        <w:t xml:space="preserve"> </w:t>
+      </w:r>
+      <w:r>
+        <w:t xml:space="preserve">&gt;</w:t>
+      </w:r>
+      <w:r>
+        <w:t xml:space="preserve"> </w:t>
+      </w:r>
+      <w:r>
+        <w:t xml:space="preserve">&gt; Declare a regra de não autoaprovação e a regra de divulgar-e-abster-se para qualquer membro com interesse financeiro direto em uma decisão de gasto.</w:t>
       </w:r>
     </w:p>
     <w:p>
@@ -1301,6 +1463,9 @@
       </w:r>
       <w:r>
         <w:t xml:space="preserve"> </w:t>
+      </w:r>
+      <w:r>
+        <w:t xml:space="preserve">&lt;AAAA-MM-DD&gt;</w:t>
       </w:r>
     </w:p>
     <w:p>

--- a/static/downloads/pt-br/docx/layer-3/treasury-ruleset.docx
+++ b/static/downloads/pt-br/docx/layer-3/treasury-ruleset.docx
@@ -87,7 +87,7 @@
         <w:t xml:space="preserve"> </w:t>
       </w:r>
       <w:r>
-        <w:t xml:space="preserve">2026-07-07</w:t>
+        <w:t xml:space="preserve">2026-08-31</w:t>
       </w:r>
     </w:p>
     <w:p>
